--- a/Backend/Director_Disclosure/Output_Disclosures/2024-25/ADANI_HAZIRA_PORT_LIMITED/DIR-8/DIR8_Sabyasachi_Hajara_00004485.docx
+++ b/Backend/Director_Disclosure/Output_Disclosures/2024-25/ADANI_HAZIRA_PORT_LIMITED/DIR-8/DIR8_Sabyasachi_Hajara_00004485.docx
@@ -189,7 +189,7 @@
           <w:b w:val="0"/>
           <w:sz w:val="23"/>
         </w:rPr>
-        <w:t>I, Sabyasachi Hajara, son/daughter of Mr. {{FATHER_NAME}}, resident of _____________________________________________, India hereby give notice that I am/was a Director in the following companies during the last three years:-</w:t>
+        <w:t>I, SABYASACHI HAJARA, son/daughter of Mr. {{FATHER_NAME}}, resident of _____________________________________________, India hereby give notice that I am/was a Director in the following companies during the last three years:-</w:t>
       </w:r>
     </w:p>
     <w:p>
@@ -571,7 +571,7 @@
         </w:rPr>
         <w:t xml:space="preserve">Name           </w:t>
         <w:tab/>
-        <w:t xml:space="preserve">:  Sabyasachi Hajara</w:t>
+        <w:t xml:space="preserve">:  SABYASACHI HAJARA</w:t>
       </w:r>
     </w:p>
     <w:p>
@@ -615,7 +615,7 @@
           <w:b w:val="0"/>
           <w:sz w:val="23"/>
         </w:rPr>
-        <w:t xml:space="preserve">Date: 07th May, 2026</w:t>
+        <w:t xml:space="preserve">Date: 15th May, 2026</w:t>
         <w:tab/>
       </w:r>
     </w:p>

--- a/Backend/Director_Disclosure/Output_Disclosures/2024-25/ADANI_HAZIRA_PORT_LIMITED/DIR-8/DIR8_Sabyasachi_Hajara_00004485.docx
+++ b/Backend/Director_Disclosure/Output_Disclosures/2024-25/ADANI_HAZIRA_PORT_LIMITED/DIR-8/DIR8_Sabyasachi_Hajara_00004485.docx
@@ -615,7 +615,7 @@
           <w:b w:val="0"/>
           <w:sz w:val="23"/>
         </w:rPr>
-        <w:t xml:space="preserve">Date: 15th May, 2026</w:t>
+        <w:t xml:space="preserve">Date: 08th June, 2026</w:t>
         <w:tab/>
       </w:r>
     </w:p>
